--- a/writing/README.docx
+++ b/writing/README.docx
@@ -231,6 +231,8 @@
         <w:t>python writing/_scripts/build_writing_tables.py     # tables (CPU only, a few seconds)</w:t>
         <w:br/>
         <w:t>python writing/_scripts/build_writing_figures.py    # figures (run after the tables)</w:t>
+        <w:br/>
+        <w:t>python writing/_scripts/build_writing_docx.py       # Word versions with tables and figures embedded</w:t>
       </w:r>
     </w:p>
     <w:p>
@@ -915,7 +917,7 @@
               <w:rPr>
                 <w:sz w:val="16"/>
               </w:rPr>
-              <w:t xml:space="preserve">Judge agreement </w:t>
+              <w:t xml:space="preserve">Ready; final-system judge rows </w:t>
             </w:r>
             <w:r>
               <w:rPr>
@@ -1925,6 +1927,128 @@
               <w:rPr>
                 <w:sz w:val="16"/>
               </w:rPr>
+              <w:t>"WASSA was trained on reaction essays, not chat replies"</w:t>
+            </w:r>
+          </w:p>
+        </w:tc>
+        <w:tc>
+          <w:tcPr>
+            <w:tcW w:type="dxa" w:w="3312"/>
+          </w:tcPr>
+          <w:p>
+            <w:r/>
+            <w:r>
+              <w:rPr>
+                <w:sz w:val="16"/>
+              </w:rPr>
+              <w:t xml:space="preserve">The model used is from </w:t>
+            </w:r>
+            <w:r>
+              <w:rPr>
+                <w:b/>
+                <w:sz w:val="16"/>
+              </w:rPr>
+              <w:t>Track 2</w:t>
+            </w:r>
+            <w:r>
+              <w:rPr>
+                <w:sz w:val="16"/>
+              </w:rPr>
+              <w:t xml:space="preserve">, trained on human empathy ratings of </w:t>
+            </w:r>
+            <w:r>
+              <w:rPr>
+                <w:b/>
+                <w:sz w:val="16"/>
+              </w:rPr>
+              <w:t>conversation turns</w:t>
+            </w:r>
+          </w:p>
+        </w:tc>
+        <w:tc>
+          <w:tcPr>
+            <w:tcW w:type="dxa" w:w="3312"/>
+          </w:tcPr>
+          <w:p>
+            <w:r/>
+            <w:r>
+              <w:rPr>
+                <w:rFonts w:ascii="Consolas" w:hAnsi="Consolas"/>
+                <w:sz w:val="16"/>
+              </w:rPr>
+              <w:t>Chapter 5 - 5.3/tables/wassa_validity.csv</w:t>
+            </w:r>
+          </w:p>
+        </w:tc>
+      </w:tr>
+      <w:tr>
+        <w:tc>
+          <w:tcPr>
+            <w:tcW w:type="dxa" w:w="3312"/>
+          </w:tcPr>
+          <w:p>
+            <w:r/>
+            <w:r>
+              <w:rPr>
+                <w:sz w:val="16"/>
+              </w:rPr>
+              <w:t>"hyy33 ranked 4th"</w:t>
+            </w:r>
+          </w:p>
+        </w:tc>
+        <w:tc>
+          <w:tcPr>
+            <w:tcW w:type="dxa" w:w="3312"/>
+          </w:tcPr>
+          <w:p>
+            <w:r/>
+            <w:r>
+              <w:rPr>
+                <w:sz w:val="16"/>
+              </w:rPr>
+              <w:t xml:space="preserve">4th is the authors' own claim; the findings table lists them </w:t>
+            </w:r>
+            <w:r>
+              <w:rPr>
+                <w:b/>
+                <w:sz w:val="16"/>
+              </w:rPr>
+              <w:t>5th of 9</w:t>
+            </w:r>
+            <w:r>
+              <w:rPr>
+                <w:sz w:val="16"/>
+              </w:rPr>
+              <w:t xml:space="preserve"> by average</w:t>
+            </w:r>
+          </w:p>
+        </w:tc>
+        <w:tc>
+          <w:tcPr>
+            <w:tcW w:type="dxa" w:w="3312"/>
+          </w:tcPr>
+          <w:p>
+            <w:r/>
+            <w:r>
+              <w:rPr>
+                <w:sz w:val="16"/>
+              </w:rPr>
+              <w:t>same table</w:t>
+            </w:r>
+          </w:p>
+        </w:tc>
+      </w:tr>
+      <w:tr>
+        <w:tc>
+          <w:tcPr>
+            <w:tcW w:type="dxa" w:w="3312"/>
+          </w:tcPr>
+          <w:p>
+            <w:r/>
+            <w:r>
+              <w:rPr>
+                <w:sz w:val="16"/>
+              </w:rPr>
               <w:t>28-class GoEmotions results</w:t>
             </w:r>
           </w:p>
@@ -1984,7 +2108,16 @@
         <w:t>Detection accuracy is not the bottleneck.</w:t>
       </w:r>
       <w:r>
-        <w:t xml:space="preserve"> A wrong d1 label does not reduce rule adherence (p = 0.40-0.55) or WASSA empathy (p = 0.72). Swapping GPT-2 for the more accurate RoBERTa while keeping d2 fixed changes neither emotion validation (p = 0.91) nor rule adherence (p = 0.09).</w:t>
+        <w:t xml:space="preserve"> A wrong d1 label does not reduce rule adherence (p = 0.40-0.55) or WASSA empathy (p = 0.72). Swapping GPT-2 for the more accurate RoBERTa while keeping d2 fixed changes neither emotion validation (p = 0.91) nor rule adherence (p = 0.09). </w:t>
+      </w:r>
+      <w:r>
+        <w:rPr>
+          <w:b/>
+        </w:rPr>
+        <w:t>Tested directly in the final system:</w:t>
+      </w:r>
+      <w:r>
+        <w:t xml:space="preserve"> replacing RoBERTa-base with RoBERTa-large (3.0 points more accurate on the same conversations) changed no reply-quality measure (all rules p = 0.16, WASSA p = 0.43, emotion validation p = 0.68), so RoBERTa-base is kept.</w:t>
       </w:r>
     </w:p>
     <w:p>

--- a/writing/README.docx
+++ b/writing/README.docx
@@ -186,6 +186,44 @@
           </w:p>
         </w:tc>
       </w:tr>
+      <w:tr>
+        <w:tc>
+          <w:tcPr>
+            <w:tcW w:type="dxa" w:w="4968"/>
+          </w:tcPr>
+          <w:p>
+            <w:r/>
+            <w:r>
+              <w:rPr>
+                <w:b/>
+                <w:sz w:val="16"/>
+              </w:rPr>
+              <w:t>`FINAL_TEXT.docx` / `.md`</w:t>
+            </w:r>
+          </w:p>
+        </w:tc>
+        <w:tc>
+          <w:tcPr>
+            <w:tcW w:type="dxa" w:w="4968"/>
+          </w:tcPr>
+          <w:p>
+            <w:r/>
+            <w:r>
+              <w:rPr>
+                <w:b/>
+                <w:sz w:val="16"/>
+              </w:rPr>
+              <w:t>The complete section, written in final thesis form</w:t>
+            </w:r>
+            <w:r>
+              <w:rPr>
+                <w:sz w:val="16"/>
+              </w:rPr>
+              <w:t>: numbered headings, finished prose, numbered tables and figures inserted, IEEE in-text citations, and the reference list for that section at the end. Copy this into the thesis.</w:t>
+            </w:r>
+          </w:p>
+        </w:tc>
+      </w:tr>
     </w:tbl>
     <w:p/>
     <w:p>
@@ -232,7 +270,56 @@
         <w:br/>
         <w:t>python writing/_scripts/build_writing_figures.py    # figures (run after the tables)</w:t>
         <w:br/>
-        <w:t>python writing/_scripts/build_writing_docx.py       # Word versions with tables and figures embedded</w:t>
+        <w:t>python writing/_scripts/build_writing_docx.py       # Word versions of the guides</w:t>
+        <w:br/>
+        <w:t>python writing/_scripts/build_final_text.py         # FINAL_TEXT files + REFERENCES_ALL</w:t>
+      </w:r>
+    </w:p>
+    <w:p>
+      <w:r>
+        <w:rPr>
+          <w:b/>
+        </w:rPr>
+        <w:t>Citations.</w:t>
+      </w:r>
+      <w:r>
+        <w:t xml:space="preserve"> All sections use IEEE numbered citations, numbered in order of first appearance across the thesis, so a paper has the same number in every section. The complete, numbered reference list is </w:t>
+      </w:r>
+      <w:r>
+        <w:rPr>
+          <w:rFonts w:ascii="Consolas" w:hAnsi="Consolas"/>
+        </w:rPr>
+        <w:t>REFERENCES_ALL.docx</w:t>
+      </w:r>
+      <w:r>
+        <w:t xml:space="preserve">. Every entry was checked against the publisher's page. To change wording, edit </w:t>
+      </w:r>
+      <w:r>
+        <w:rPr>
+          <w:rFonts w:ascii="Consolas" w:hAnsi="Consolas"/>
+        </w:rPr>
+        <w:t>writing/_scripts/final_text_src/&lt;section&gt;.md</w:t>
+      </w:r>
+      <w:r>
+        <w:t xml:space="preserve"> (citations are written </w:t>
+      </w:r>
+      <w:r>
+        <w:rPr>
+          <w:rFonts w:ascii="Consolas" w:hAnsi="Consolas"/>
+        </w:rPr>
+        <w:t>{cite:key}</w:t>
+      </w:r>
+      <w:r>
+        <w:t xml:space="preserve">, keys in </w:t>
+      </w:r>
+      <w:r>
+        <w:rPr>
+          <w:rFonts w:ascii="Consolas" w:hAnsi="Consolas"/>
+        </w:rPr>
+        <w:t>references.py</w:t>
+      </w:r>
+      <w:r>
+        <w:t>) and rebuild. If you edit a FINAL_TEXT.docx directly, your edits will be overwritten the next time the build runs, so copy finished text into the thesis document first.</w:t>
       </w:r>
     </w:p>
     <w:p>

--- a/writing/README.docx
+++ b/writing/README.docx
@@ -324,16 +324,7 @@
     </w:p>
     <w:p>
       <w:r>
-        <w:t xml:space="preserve">When the AI-judge scores for the final system arrive, merge them into </w:t>
-      </w:r>
-      <w:r>
-        <w:rPr>
-          <w:rFonts w:ascii="Consolas" w:hAnsi="Consolas"/>
-        </w:rPr>
-        <w:t>llm_judge_evaluation/</w:t>
-      </w:r>
-      <w:r>
-        <w:t xml:space="preserve"> as usual, re-run both scripts, and the judge tables fill themselves.</w:t>
+        <w:t>AI-judge scores for all 7 systems are merged (two-judge panel: Nemotron 3 Ultra + gpt-oss-120b). If a result file changes, re-run the scripts and every table updates.</w:t>
       </w:r>
     </w:p>
     <w:p>
@@ -862,7 +853,7 @@
               <w:rPr>
                 <w:sz w:val="16"/>
               </w:rPr>
-              <w:t xml:space="preserve">AI-judge and human-evaluation rows </w:t>
+              <w:t xml:space="preserve">Human-evaluation rows </w:t>
             </w:r>
             <w:r>
               <w:rPr>
@@ -870,6 +861,12 @@
                 <w:sz w:val="16"/>
               </w:rPr>
               <w:t>pending</w:t>
+            </w:r>
+            <w:r>
+              <w:rPr>
+                <w:sz w:val="16"/>
+              </w:rPr>
+              <w:t xml:space="preserve"> (AI judges complete)</w:t>
             </w:r>
           </w:p>
         </w:tc>
@@ -1004,7 +1001,7 @@
               <w:rPr>
                 <w:sz w:val="16"/>
               </w:rPr>
-              <w:t xml:space="preserve">Ready; final-system judge rows </w:t>
+              <w:t xml:space="preserve">Ready; human-evaluation statistics </w:t>
             </w:r>
             <w:r>
               <w:rPr>
@@ -1108,7 +1105,7 @@
               <w:rPr>
                 <w:sz w:val="16"/>
               </w:rPr>
-              <w:t>Ready to write; final paragraph waits for pending results</w:t>
+              <w:t>Ready to write; final paragraph waits for human evaluation</w:t>
             </w:r>
           </w:p>
         </w:tc>
@@ -1257,7 +1254,7 @@
               <w:rPr>
                 <w:sz w:val="16"/>
               </w:rPr>
-              <w:t>Result not collected yet (AI-judge scores for the final system, human evaluation). Leave the sentence and fill the value later.</w:t>
+              <w:t>Result not collected yet (human evaluation). Leave the sentence and fill the value later.</w:t>
             </w:r>
           </w:p>
         </w:tc>
@@ -2218,7 +2215,7 @@
         <w:t>How the emotion is used matters more than how accurately it is detected.</w:t>
       </w:r>
       <w:r>
-        <w:t xml:space="preserve"> The two-stage design (d2 picks from d1's top-3, then an emotion-specific prompt) raises emotion validation from 28.3% to 36.7% and WASSA from 4.89 to 5.05 over the same models with top-1 only. Both remain significant after Holm correction.</w:t>
+        <w:t xml:space="preserve"> The two-stage design (d2 picks from d1's top-3, then an emotion-specific prompt) raises emotion validation from 28.3% to 36.7% and WASSA from 4.89 to 5.05 over the same models with top-1 only. Both remain significant after Holm correction. The AI judges, however, rate the two-stage and top-1 Phi configurations the same (overall 8.68 vs 8.65, p = 0.71), so do not claim a judge-rated advantage for two-stage over top-1.</w:t>
       </w:r>
     </w:p>
     <w:p>
@@ -2255,7 +2252,7 @@
         <w:t>Against baselines of the same size</w:t>
       </w:r>
       <w:r>
-        <w:t xml:space="preserve"> the final system is significantly more empathetic (WASSA +0.21) and more emotionally faithful (+11.0 pp). It is not significantly better on rule adherence after correction.</w:t>
+        <w:t xml:space="preserve"> the final system is significantly more empathetic (WASSA +0.21; AI-judge empathy +0.70, overall +0.44) and more emotionally faithful (+11.0 pp). It is not significantly better on rule adherence after correction.</w:t>
       </w:r>
     </w:p>
     <w:p>
@@ -2269,7 +2266,16 @@
         <w:t>A 4.7x larger single model (Qwen2.5-7B) is still better</w:t>
       </w:r>
       <w:r>
-        <w:t xml:space="preserve"> on rules, WASSA and AI-judge scores. The thesis argues for inspectability and controllability at small scale, not superiority over bigger models.</w:t>
+        <w:t xml:space="preserve"> on rules, WASSA and AI-judge empathy (8.15 vs 7.84, Holm p = 0.048). Its AI-judge </w:t>
+      </w:r>
+      <w:r>
+        <w:rPr>
+          <w:i/>
+        </w:rPr>
+        <w:t>overall</w:t>
+      </w:r>
+      <w:r>
+        <w:t xml:space="preserve"> lead (8.90 vs 8.68) is not significant after correction (p = 0.073) - write "not significantly different", never "as good as". The thesis argues for inspectability and controllability at small scale, not superiority over bigger models.</w:t>
       </w:r>
     </w:p>
     <w:p>
@@ -2277,33 +2283,38 @@
         <w:pStyle w:val="Heading1"/>
       </w:pPr>
       <w:r>
-        <w:t>6. Still pending (leave space)</w:t>
+        <w:t>6. AI-judge panel note</w:t>
       </w:r>
     </w:p>
     <w:p>
-      <w:pPr>
-        <w:pStyle w:val="ListBullet"/>
-      </w:pPr>
       <w:r>
-        <w:t xml:space="preserve">AI-judge scores for </w:t>
+        <w:t xml:space="preserve">Mistral Large returned HTTP 403 ("not available in your subscription tier") on both team accounts, so it could not score the final system or top-1 Phi. All 7 systems are therefore compared on the </w:t>
+      </w:r>
+      <w:r>
+        <w:rPr>
+          <w:b/>
+        </w:rPr>
+        <w:t>two judges that scored every system</w:t>
+      </w:r>
+      <w:r>
+        <w:t xml:space="preserve"> (Nemotron 3 Ultra, gpt-oss-120b). On the 320 replies all three judges scored, the two- and three-judge averages correlate at rho 0.98 with identical rankings (</w:t>
       </w:r>
       <w:r>
         <w:rPr>
           <w:rFonts w:ascii="Consolas" w:hAnsi="Consolas"/>
         </w:rPr>
-        <w:t>two_stage_phi</w:t>
+        <w:t>Chapter 5 - 5.3/tables/ai_judge_agreement.csv</w:t>
       </w:r>
       <w:r>
-        <w:t xml:space="preserve"> and </w:t>
+        <w:t>). Never mix the old three-judge numbers (e.g. 9.02, 8.38, 8.23) with the two-judge numbers.</w:t>
       </w:r>
+    </w:p>
+    <w:p>
+      <w:pPr>
+        <w:pStyle w:val="Heading1"/>
+      </w:pPr>
       <w:r>
-        <w:rPr>
-          <w:rFonts w:ascii="Consolas" w:hAnsi="Consolas"/>
-        </w:rPr>
-        <w:t>bakeoff_phi</w:t>
-      </w:r>
-      <w:r>
-        <w:t xml:space="preserve"> (teammates running). Affects 5.1, 5.3 and 5.6.</w:t>
+        <w:t>7. Still pending (leave space)</w:t>
       </w:r>
     </w:p>
     <w:p>
@@ -2321,14 +2332,6 @@
       </w:r>
       <w:r>
         <w:t>). Affects 5.1, 5.3, 5.4 and 5.6.</w:t>
-      </w:r>
-    </w:p>
-    <w:p>
-      <w:pPr>
-        <w:pStyle w:val="ListBullet"/>
-      </w:pPr>
-      <w:r>
-        <w:t>Inter-judge agreement statistics. Compute after the scores arrive.</w:t>
       </w:r>
     </w:p>
     <w:p>

--- a/writing/README.docx
+++ b/writing/README.docx
@@ -2283,7 +2283,441 @@
         <w:pStyle w:val="Heading1"/>
       </w:pPr>
       <w:r>
-        <w:t>6. AI-judge panel note</w:t>
+        <w:t>6. Claims the thesis makes (agreed with the supervisor)</w:t>
+      </w:r>
+    </w:p>
+    <w:tbl>
+      <w:tblPr>
+        <w:tblStyle w:val="TableGrid"/>
+        <w:tblW w:type="auto" w:w="0"/>
+        <w:tblLook w:firstColumn="1" w:firstRow="1" w:lastColumn="0" w:lastRow="0" w:noHBand="0" w:noVBand="1" w:val="04A0"/>
+      </w:tblPr>
+      <w:tblGrid>
+        <w:gridCol w:w="2484"/>
+        <w:gridCol w:w="2484"/>
+        <w:gridCol w:w="2484"/>
+        <w:gridCol w:w="2484"/>
+      </w:tblGrid>
+      <w:tr>
+        <w:tc>
+          <w:tcPr>
+            <w:tcW w:type="dxa" w:w="2484"/>
+            <w:shd w:val="clear" w:color="auto" w:fill="E3EEFB"/>
+          </w:tcPr>
+          <w:p>
+            <w:r>
+              <w:rPr>
+                <w:b/>
+              </w:rPr>
+            </w:r>
+            <w:r>
+              <w:rPr>
+                <w:b/>
+                <w:sz w:val="16"/>
+              </w:rPr>
+              <w:t>Claim</w:t>
+            </w:r>
+          </w:p>
+        </w:tc>
+        <w:tc>
+          <w:tcPr>
+            <w:tcW w:type="dxa" w:w="2484"/>
+            <w:shd w:val="clear" w:color="auto" w:fill="E3EEFB"/>
+          </w:tcPr>
+          <w:p>
+            <w:r>
+              <w:rPr>
+                <w:b/>
+              </w:rPr>
+            </w:r>
+            <w:r>
+              <w:rPr>
+                <w:b/>
+                <w:sz w:val="16"/>
+              </w:rPr>
+              <w:t>Wording to use</w:t>
+            </w:r>
+          </w:p>
+        </w:tc>
+        <w:tc>
+          <w:tcPr>
+            <w:tcW w:type="dxa" w:w="2484"/>
+            <w:shd w:val="clear" w:color="auto" w:fill="E3EEFB"/>
+          </w:tcPr>
+          <w:p>
+            <w:r>
+              <w:rPr>
+                <w:b/>
+              </w:rPr>
+            </w:r>
+            <w:r>
+              <w:rPr>
+                <w:b/>
+                <w:sz w:val="16"/>
+              </w:rPr>
+              <w:t>Evidence</w:t>
+            </w:r>
+          </w:p>
+        </w:tc>
+        <w:tc>
+          <w:tcPr>
+            <w:tcW w:type="dxa" w:w="2484"/>
+            <w:shd w:val="clear" w:color="auto" w:fill="E3EEFB"/>
+          </w:tcPr>
+          <w:p>
+            <w:r>
+              <w:rPr>
+                <w:b/>
+              </w:rPr>
+            </w:r>
+            <w:r>
+              <w:rPr>
+                <w:b/>
+                <w:sz w:val="16"/>
+              </w:rPr>
+              <w:t>Do NOT say</w:t>
+            </w:r>
+          </w:p>
+        </w:tc>
+      </w:tr>
+      <w:tr>
+        <w:tc>
+          <w:tcPr>
+            <w:tcW w:type="dxa" w:w="2484"/>
+          </w:tcPr>
+          <w:p>
+            <w:r/>
+            <w:r>
+              <w:rPr>
+                <w:b/>
+                <w:sz w:val="16"/>
+              </w:rPr>
+              <w:t>Detector accuracy</w:t>
+            </w:r>
+          </w:p>
+        </w:tc>
+        <w:tc>
+          <w:tcPr>
+            <w:tcW w:type="dxa" w:w="2484"/>
+          </w:tcPr>
+          <w:p>
+            <w:r/>
+            <w:r>
+              <w:rPr>
+                <w:sz w:val="16"/>
+              </w:rPr>
+              <w:t>"Higher emotion accuracy (50.3%) than reported by joint empathetic-generation models on EmpatheticDialogues (30.6-48.3%), while reading only the first user message"</w:t>
+            </w:r>
+          </w:p>
+        </w:tc>
+        <w:tc>
+          <w:tcPr>
+            <w:tcW w:type="dxa" w:w="2484"/>
+          </w:tcPr>
+          <w:p>
+            <w:r/>
+            <w:r>
+              <w:rPr>
+                <w:rFonts w:ascii="Consolas" w:hAnsi="Consolas"/>
+                <w:sz w:val="16"/>
+              </w:rPr>
+              <w:t>Chapter 5 - 5.4/tables/emotion_accuracy_vs_literature.csv</w:t>
+            </w:r>
+          </w:p>
+        </w:tc>
+        <w:tc>
+          <w:tcPr>
+            <w:tcW w:type="dxa" w:w="2484"/>
+          </w:tcPr>
+          <w:p>
+            <w:r/>
+            <w:r>
+              <w:rPr>
+                <w:sz w:val="16"/>
+              </w:rPr>
+              <w:t>"best emotion detector on ED" (RoBERTa-GPT2 51.5%, Chirpy 61.5%, our own RoBERTa-large 53.0% are higher)</w:t>
+            </w:r>
+          </w:p>
+        </w:tc>
+      </w:tr>
+      <w:tr>
+        <w:tc>
+          <w:tcPr>
+            <w:tcW w:type="dxa" w:w="2484"/>
+          </w:tcPr>
+          <w:p>
+            <w:r/>
+            <w:r>
+              <w:rPr>
+                <w:b/>
+                <w:sz w:val="16"/>
+              </w:rPr>
+              <w:t>Parameter efficient</w:t>
+            </w:r>
+          </w:p>
+        </w:tc>
+        <w:tc>
+          <w:tcPr>
+            <w:tcW w:type="dxa" w:w="2484"/>
+          </w:tcPr>
+          <w:p>
+            <w:r/>
+            <w:r>
+              <w:rPr>
+                <w:sz w:val="16"/>
+              </w:rPr>
+              <w:t>"97.5% of Qwen2.5-7B's overall AI-judge score with 52% of its parameters"; "a 2.8x larger detector gives no reply gain"</w:t>
+            </w:r>
+          </w:p>
+        </w:tc>
+        <w:tc>
+          <w:tcPr>
+            <w:tcW w:type="dxa" w:w="2484"/>
+          </w:tcPr>
+          <w:p>
+            <w:r/>
+            <w:r>
+              <w:rPr>
+                <w:rFonts w:ascii="Consolas" w:hAnsi="Consolas"/>
+                <w:sz w:val="16"/>
+              </w:rPr>
+              <w:t>Chapter 5 - 5.4/tables/parameter_efficiency_systems.csv</w:t>
+            </w:r>
+            <w:r>
+              <w:rPr>
+                <w:sz w:val="16"/>
+              </w:rPr>
+              <w:t xml:space="preserve">, </w:t>
+            </w:r>
+            <w:r>
+              <w:rPr>
+                <w:rFonts w:ascii="Consolas" w:hAnsi="Consolas"/>
+                <w:sz w:val="16"/>
+              </w:rPr>
+              <w:t>parameter_efficiency_detector.csv</w:t>
+            </w:r>
+          </w:p>
+        </w:tc>
+        <w:tc>
+          <w:tcPr>
+            <w:tcW w:type="dxa" w:w="2484"/>
+          </w:tcPr>
+          <w:p>
+            <w:r/>
+            <w:r>
+              <w:rPr>
+                <w:sz w:val="16"/>
+              </w:rPr>
+              <w:t>"as good as 7B" (7B is significantly better on empathy, WASSA and rules)</w:t>
+            </w:r>
+          </w:p>
+        </w:tc>
+      </w:tr>
+      <w:tr>
+        <w:tc>
+          <w:tcPr>
+            <w:tcW w:type="dxa" w:w="2484"/>
+          </w:tcPr>
+          <w:p>
+            <w:r/>
+            <w:r>
+              <w:rPr>
+                <w:b/>
+                <w:sz w:val="16"/>
+              </w:rPr>
+              <w:t>More empathetic</w:t>
+            </w:r>
+          </w:p>
+        </w:tc>
+        <w:tc>
+          <w:tcPr>
+            <w:tcW w:type="dxa" w:w="2484"/>
+          </w:tcPr>
+          <w:p>
+            <w:r/>
+            <w:r>
+              <w:rPr>
+                <w:sz w:val="16"/>
+              </w:rPr>
+              <w:t>"Significantly more empathetic than the Qwen2.5-1.5B single model (WASSA, emotion validation, AI-judge empathy)"</w:t>
+            </w:r>
+          </w:p>
+        </w:tc>
+        <w:tc>
+          <w:tcPr>
+            <w:tcW w:type="dxa" w:w="2484"/>
+          </w:tcPr>
+          <w:p>
+            <w:r/>
+            <w:r>
+              <w:rPr>
+                <w:sz w:val="16"/>
+              </w:rPr>
+              <w:t>Tables 5.13, 5.19</w:t>
+            </w:r>
+          </w:p>
+        </w:tc>
+        <w:tc>
+          <w:tcPr>
+            <w:tcW w:type="dxa" w:w="2484"/>
+          </w:tcPr>
+          <w:p>
+            <w:r/>
+            <w:r>
+              <w:rPr>
+                <w:sz w:val="16"/>
+              </w:rPr>
+              <w:t>"more empathetic than the 7B model"</w:t>
+            </w:r>
+          </w:p>
+        </w:tc>
+      </w:tr>
+      <w:tr>
+        <w:tc>
+          <w:tcPr>
+            <w:tcW w:type="dxa" w:w="2484"/>
+          </w:tcPr>
+          <w:p>
+            <w:r/>
+            <w:r>
+              <w:rPr>
+                <w:b/>
+                <w:sz w:val="16"/>
+              </w:rPr>
+              <w:t>Application oriented</w:t>
+            </w:r>
+          </w:p>
+        </w:tc>
+        <w:tc>
+          <w:tcPr>
+            <w:tcW w:type="dxa" w:w="2484"/>
+          </w:tcPr>
+          <w:p>
+            <w:r/>
+            <w:r>
+              <w:rPr>
+                <w:sz w:val="16"/>
+              </w:rPr>
+              <w:t>Local 8 GB GPU, multi-turn agent, per-turn audit trail, replaceable components</w:t>
+            </w:r>
+          </w:p>
+        </w:tc>
+        <w:tc>
+          <w:tcPr>
+            <w:tcW w:type="dxa" w:w="2484"/>
+          </w:tcPr>
+          <w:p>
+            <w:r/>
+            <w:r>
+              <w:rPr>
+                <w:sz w:val="16"/>
+              </w:rPr>
+              <w:t>Section 5.2.4, 5.6.5</w:t>
+            </w:r>
+          </w:p>
+        </w:tc>
+        <w:tc>
+          <w:tcPr>
+            <w:tcW w:type="dxa" w:w="2484"/>
+          </w:tcPr>
+          <w:p>
+            <w:r/>
+            <w:r>
+              <w:rPr>
+                <w:sz w:val="16"/>
+              </w:rPr>
+              <w:t>"ready for deployment" (no crisis safeguard, no human-evaluation result yet)</w:t>
+            </w:r>
+          </w:p>
+        </w:tc>
+      </w:tr>
+      <w:tr>
+        <w:tc>
+          <w:tcPr>
+            <w:tcW w:type="dxa" w:w="2484"/>
+          </w:tcPr>
+          <w:p>
+            <w:r/>
+            <w:r>
+              <w:rPr>
+                <w:b/>
+                <w:sz w:val="16"/>
+              </w:rPr>
+              <w:t>Resource efficient</w:t>
+            </w:r>
+          </w:p>
+        </w:tc>
+        <w:tc>
+          <w:tcPr>
+            <w:tcW w:type="dxa" w:w="2484"/>
+          </w:tcPr>
+          <w:p>
+            <w:r/>
+            <w:r>
+              <w:rPr>
+                <w:b/>
+                <w:sz w:val="16"/>
+              </w:rPr>
+              <w:t>Not claimed yet</w:t>
+            </w:r>
+            <w:r>
+              <w:rPr>
+                <w:sz w:val="16"/>
+              </w:rPr>
+              <w:t xml:space="preserve"> - waiting for </w:t>
+            </w:r>
+            <w:r>
+              <w:rPr>
+                <w:rFonts w:ascii="Consolas" w:hAnsi="Consolas"/>
+                <w:sz w:val="16"/>
+              </w:rPr>
+              <w:t>resource_benchmark/</w:t>
+            </w:r>
+            <w:r>
+              <w:rPr>
+                <w:sz w:val="16"/>
+              </w:rPr>
+              <w:t xml:space="preserve"> results (GPU memory, seconds per reply)</w:t>
+            </w:r>
+          </w:p>
+        </w:tc>
+        <w:tc>
+          <w:tcPr>
+            <w:tcW w:type="dxa" w:w="2484"/>
+          </w:tcPr>
+          <w:p>
+            <w:r/>
+            <w:r>
+              <w:rPr>
+                <w:sz w:val="16"/>
+              </w:rPr>
+              <w:t>-</w:t>
+            </w:r>
+          </w:p>
+        </w:tc>
+        <w:tc>
+          <w:tcPr>
+            <w:tcW w:type="dxa" w:w="2484"/>
+          </w:tcPr>
+          <w:p>
+            <w:r/>
+            <w:r>
+              <w:rPr>
+                <w:sz w:val="16"/>
+              </w:rPr>
+              <w:t>any memory/speed claim before measuring</w:t>
+            </w:r>
+          </w:p>
+        </w:tc>
+      </w:tr>
+    </w:tbl>
+    <w:p/>
+    <w:p>
+      <w:pPr>
+        <w:pStyle w:val="Heading1"/>
+      </w:pPr>
+      <w:r>
+        <w:t>7. AI-judge panel note</w:t>
       </w:r>
     </w:p>
     <w:p>
@@ -2314,7 +2748,24 @@
         <w:pStyle w:val="Heading1"/>
       </w:pPr>
       <w:r>
-        <w:t>7. Still pending (leave space)</w:t>
+        <w:t>8. Still pending (leave space)</w:t>
+      </w:r>
+    </w:p>
+    <w:p>
+      <w:pPr>
+        <w:pStyle w:val="ListBullet"/>
+      </w:pPr>
+      <w:r>
+        <w:t>Resource benchmark (</w:t>
+      </w:r>
+      <w:r>
+        <w:rPr>
+          <w:rFonts w:ascii="Consolas" w:hAnsi="Consolas"/>
+        </w:rPr>
+        <w:t>resource_benchmark/</w:t>
+      </w:r>
+      <w:r>
+        <w:t>): GPU memory and time per reply. Affects 5.4.7 and the resource-efficiency claim.</w:t>
       </w:r>
     </w:p>
     <w:p>

--- a/writing/README.docx
+++ b/writing/README.docx
@@ -2655,29 +2655,50 @@
             <w:r/>
             <w:r>
               <w:rPr>
-                <w:b/>
                 <w:sz w:val="16"/>
               </w:rPr>
-              <w:t>Not claimed yet</w:t>
+              <w:t>"Compared with the Qwen2.5-7B single model: 38% less peak GPU memory (3.40 vs 5.47 GB) with no significant difference in response time (4.17 vs 3.91 s, p = 0.10)"</w:t>
+            </w:r>
+          </w:p>
+        </w:tc>
+        <w:tc>
+          <w:tcPr>
+            <w:tcW w:type="dxa" w:w="2484"/>
+          </w:tcPr>
+          <w:p>
+            <w:r/>
+            <w:r>
+              <w:rPr>
+                <w:rFonts w:ascii="Consolas" w:hAnsi="Consolas"/>
+                <w:sz w:val="16"/>
+              </w:rPr>
+              <w:t>Chapter 5 - 5.4/tables/resource_efficiency.csv</w:t>
             </w:r>
             <w:r>
               <w:rPr>
                 <w:sz w:val="16"/>
               </w:rPr>
-              <w:t xml:space="preserve"> - waiting for </w:t>
+              <w:t xml:space="preserve">, </w:t>
             </w:r>
             <w:r>
               <w:rPr>
                 <w:rFonts w:ascii="Consolas" w:hAnsi="Consolas"/>
                 <w:sz w:val="16"/>
               </w:rPr>
-              <w:t>resource_benchmark/</w:t>
+              <w:t>resource_paired_tests.csv</w:t>
             </w:r>
             <w:r>
               <w:rPr>
                 <w:sz w:val="16"/>
               </w:rPr>
-              <w:t xml:space="preserve"> results (GPU memory, seconds per reply)</w:t>
+              <w:t xml:space="preserve">; raw runs in </w:t>
+            </w:r>
+            <w:r>
+              <w:rPr>
+                <w:rFonts w:ascii="Consolas" w:hAnsi="Consolas"/>
+                <w:sz w:val="16"/>
+              </w:rPr>
+              <w:t>resource_benchmark/results/</w:t>
             </w:r>
           </w:p>
         </w:tc>
@@ -2691,21 +2712,7 @@
               <w:rPr>
                 <w:sz w:val="16"/>
               </w:rPr>
-              <w:t>-</w:t>
-            </w:r>
-          </w:p>
-        </w:tc>
-        <w:tc>
-          <w:tcPr>
-            <w:tcW w:type="dxa" w:w="2484"/>
-          </w:tcPr>
-          <w:p>
-            <w:r/>
-            <w:r>
-              <w:rPr>
-                <w:sz w:val="16"/>
-              </w:rPr>
-              <w:t>any memory/speed claim before measuring</w:t>
+              <w:t>"faster than 7B" (same speed); "more efficient than the 1.5B model" (1.5B is lighter and 2.6x faster)</w:t>
             </w:r>
           </w:p>
         </w:tc>
@@ -2749,23 +2756,6 @@
       </w:pPr>
       <w:r>
         <w:t>8. Still pending (leave space)</w:t>
-      </w:r>
-    </w:p>
-    <w:p>
-      <w:pPr>
-        <w:pStyle w:val="ListBullet"/>
-      </w:pPr>
-      <w:r>
-        <w:t>Resource benchmark (</w:t>
-      </w:r>
-      <w:r>
-        <w:rPr>
-          <w:rFonts w:ascii="Consolas" w:hAnsi="Consolas"/>
-        </w:rPr>
-        <w:t>resource_benchmark/</w:t>
-      </w:r>
-      <w:r>
-        <w:t>): GPU memory and time per reply. Affects 5.4.7 and the resource-efficiency claim.</w:t>
       </w:r>
     </w:p>
     <w:p>

--- a/writing/README.docx
+++ b/writing/README.docx
@@ -2133,6 +2133,76 @@
               <w:rPr>
                 <w:sz w:val="16"/>
               </w:rPr>
+              <w:t>"The LoRA fine-tuned model imitated ED's habit of asking many questions and failed every rule (0%)"</w:t>
+            </w:r>
+          </w:p>
+        </w:tc>
+        <w:tc>
+          <w:tcPr>
+            <w:tcW w:type="dxa" w:w="3312"/>
+          </w:tcPr>
+          <w:p>
+            <w:r/>
+            <w:r>
+              <w:rPr>
+                <w:sz w:val="16"/>
+              </w:rPr>
+              <w:t>The original run had a padding bug: the end-of-turn token was masked, so it never learned to stop (99% of replies hit the token limit). Real ED listener replies ask &gt;1 question only 4.7% of the time</w:t>
+            </w:r>
+          </w:p>
+        </w:tc>
+        <w:tc>
+          <w:tcPr>
+            <w:tcW w:type="dxa" w:w="3312"/>
+          </w:tcPr>
+          <w:p>
+            <w:r/>
+            <w:r>
+              <w:rPr>
+                <w:sz w:val="16"/>
+              </w:rPr>
+              <w:t xml:space="preserve">Corrected baseline </w:t>
+            </w:r>
+            <w:r>
+              <w:rPr>
+                <w:rFonts w:ascii="Consolas" w:hAnsi="Consolas"/>
+                <w:sz w:val="16"/>
+              </w:rPr>
+              <w:t>fine_tuned_fixed</w:t>
+            </w:r>
+            <w:r>
+              <w:rPr>
+                <w:sz w:val="16"/>
+              </w:rPr>
+              <w:t xml:space="preserve">: 22.3% all rules, 10-word casual replies, 30% acknowledgement (adjustment A11, </w:t>
+            </w:r>
+            <w:r>
+              <w:rPr>
+                <w:rFonts w:ascii="Consolas" w:hAnsi="Consolas"/>
+                <w:sz w:val="16"/>
+              </w:rPr>
+              <w:t>train_qwen2_5_monolithic_d2_fixed/</w:t>
+            </w:r>
+            <w:r>
+              <w:rPr>
+                <w:sz w:val="16"/>
+              </w:rPr>
+              <w:t>)</w:t>
+            </w:r>
+          </w:p>
+        </w:tc>
+      </w:tr>
+      <w:tr>
+        <w:tc>
+          <w:tcPr>
+            <w:tcW w:type="dxa" w:w="3312"/>
+          </w:tcPr>
+          <w:p>
+            <w:r/>
+            <w:r>
+              <w:rPr>
+                <w:sz w:val="16"/>
+              </w:rPr>
               <w:t>28-class GoEmotions results</w:t>
             </w:r>
           </w:p>

--- a/writing/README.docx
+++ b/writing/README.docx
@@ -2609,7 +2609,7 @@
               <w:rPr>
                 <w:sz w:val="16"/>
               </w:rPr>
-              <w:t>"Significantly more empathetic than the Qwen2.5-1.5B single model (WASSA, emotion validation, AI-judge empathy)"</w:t>
+              <w:t>"Significantly more empathetic than single models at the same generator (Phi-4-mini alone: WASSA 4.75 vs 5.05, validation 27.0% vs 36.7%) and at the same size (Qwen-1.5B)"</w:t>
             </w:r>
           </w:p>
         </w:tc>
@@ -2623,7 +2623,7 @@
               <w:rPr>
                 <w:sz w:val="16"/>
               </w:rPr>
-              <w:t>Tables 5.13, 5.19</w:t>
+              <w:t>Tables 5.13, 5.19, Section 5.4.9</w:t>
             </w:r>
           </w:p>
         </w:tc>
@@ -2637,7 +2637,7 @@
               <w:rPr>
                 <w:sz w:val="16"/>
               </w:rPr>
-              <w:t>"more empathetic than the 7B model"</w:t>
+              <w:t>"more empathetic than the 7B model"; "better on every measure" (rule adherence is lower than single Phi, 60.0% vs 73.7%)</w:t>
             </w:r>
           </w:p>
         </w:tc>

--- a/writing/README.docx
+++ b/writing/README.docx
@@ -2609,7 +2609,7 @@
               <w:rPr>
                 <w:sz w:val="16"/>
               </w:rPr>
-              <w:t>"Significantly more empathetic than single models at the same generator (Phi-4-mini alone: WASSA 4.75 vs 5.05, validation 27.0% vs 36.7%) and at the same size (Qwen-1.5B)"</w:t>
+              <w:t>"Significantly more empathetic than the same-size single model on WASSA, emotion validation and the AI judges; at the same generator, significantly better on WASSA (+0.30) and emotion validation (+9.7 pp), with the judges level"</w:t>
             </w:r>
           </w:p>
         </w:tc>
@@ -2637,7 +2637,7 @@
               <w:rPr>
                 <w:sz w:val="16"/>
               </w:rPr>
-              <w:t>"more empathetic than the 7B model"; "better on every measure" (rule adherence is lower than single Phi, 60.0% vs 73.7%)</w:t>
+              <w:t>"more empathetic than the 7B model" (no significant judge difference either way); "better on every measure" (rule adherence 60.0% vs 73.7% for single Phi); "the judges prefer our system at an equal generator" (they do not)</w:t>
             </w:r>
           </w:p>
         </w:tc>

--- a/writing/README.docx
+++ b/writing/README.docx
@@ -2333,7 +2333,7 @@
         <w:rPr>
           <w:b/>
         </w:rPr>
-        <w:t>A 4.7x larger single model (Qwen2.5-7B) is still better</w:t>
+        <w:t>A larger single model (Qwen2.5-7B, 1.9x our parameters) is still better</w:t>
       </w:r>
       <w:r>
         <w:t xml:space="preserve"> on rules, WASSA and AI-judge empathy (8.15 vs 7.84, Holm p = 0.048). Its AI-judge </w:t>

--- a/writing/README.docx
+++ b/writing/README.docx
@@ -2799,16 +2799,16 @@
     </w:p>
     <w:p>
       <w:r>
-        <w:t xml:space="preserve">Mistral Large returned HTTP 403 ("not available in your subscription tier") on both team accounts, so it could not score the final system or top-1 Phi. All 7 systems are therefore compared on the </w:t>
+        <w:t xml:space="preserve">The panel is </w:t>
       </w:r>
       <w:r>
         <w:rPr>
           <w:b/>
         </w:rPr>
-        <w:t>two judges that scored every system</w:t>
+        <w:t>two judges, Nemotron 3 Ultra and gpt-oss-120b</w:t>
       </w:r>
       <w:r>
-        <w:t xml:space="preserve"> (Nemotron 3 Ultra, gpt-oss-120b). On the 320 replies all three judges scored, the two- and three-judge averages correlate at rho 0.98 with identical rankings (</w:t>
+        <w:t>, and both scored every one of the 512 replies (8 systems x 64 conversations), so all systems are rated by identical judges (</w:t>
       </w:r>
       <w:r>
         <w:rPr>
@@ -2817,7 +2817,7 @@
         <w:t>Chapter 5 - 5.3/tables/ai_judge_agreement.csv</w:t>
       </w:r>
       <w:r>
-        <w:t>). Never mix the old three-judge numbers (e.g. 9.02, 8.38, 8.23) with the two-judge numbers.</w:t>
+        <w:t>). Judge numbers from drafts written before 14 Sep 2026 (e.g. 9.02, 8.38, 8.23) come from an earlier scoring run and must never be mixed with the current ones.</w:t>
       </w:r>
     </w:p>
     <w:p>
